--- a/03_Entregables-diseño/SI - Ciclo II/1 - SI-SGCSSMA - Sistema de gestión de calidad, seguridad, salud y medio ambiente/Instrumentos de evaluación/06_TC1_Indicaciones.docx
+++ b/03_Entregables-diseño/SI - Ciclo II/1 - SI-SGCSSMA - Sistema de gestión de calidad, seguridad, salud y medio ambiente/Instrumentos de evaluación/06_TC1_Indicaciones.docx
@@ -583,7 +583,7 @@
           <w:color w:val="595959"/>
           <w:sz w:val="18"/>
         </w:rPr>
-        <w:t>•  El colaborativo NO lleva variantes: toda la clase trabaja el mismo caso, porque es la evaluación del bloque y todos deben rendir sobre lo mismo. Las variantes A y B son de los casos de sesión (§13).</w:t>
+        <w:t>•  El colaborativo no lleva caso A y caso B: toda la clase trabaja el mismo caso, porque es la evaluación del bloque y todos deben rendir sobre lo mismo. El caso A y el caso B son de las sesiones (§13).</w:t>
       </w:r>
     </w:p>
     <w:p>
